--- a/title_generator/templates/title1.docx
+++ b/title_generator/templates/title1.docx
@@ -767,151 +767,201 @@
         </w:rPr>
       </w:pPr>
       <w:r>
-        <w:rPr/>
-      </w:r>
-    </w:p>
-    <w:p>
-      <w:pPr>
-        <w:pStyle w:val="Normal"/>
-        <w:spacing w:lineRule="auto" w:line="240" w:before="0" w:after="0"/>
-        <w:ind w:left="6120"/>
-        <w:rPr>
-          <w:rFonts w:ascii="Times New Roman" w:hAnsi="Times New Roman" w:eastAsia="Times New Roman" w:cs="Times New Roman"/>
-          <w:sz w:val="28"/>
-          <w:szCs w:val="28"/>
-          <w:lang w:val="en-US" w:eastAsia="ru-RU"/>
-        </w:rPr>
-      </w:pPr>
-      <w:r>
-        <w:rPr/>
-      </w:r>
-    </w:p>
-    <w:p>
-      <w:pPr>
-        <w:pStyle w:val="Normal"/>
-        <w:spacing w:lineRule="auto" w:line="240" w:before="0" w:after="0"/>
-        <w:ind w:left="6120"/>
-        <w:rPr>
-          <w:rFonts w:ascii="Times New Roman" w:hAnsi="Times New Roman" w:eastAsia="Times New Roman" w:cs="Times New Roman"/>
-          <w:sz w:val="28"/>
-          <w:szCs w:val="28"/>
-          <w:lang w:val="en-US" w:eastAsia="ru-RU"/>
-        </w:rPr>
-      </w:pPr>
-      <w:r>
-        <w:rPr/>
-      </w:r>
-    </w:p>
-    <w:p>
-      <w:pPr>
-        <w:pStyle w:val="Normal"/>
-        <w:spacing w:lineRule="auto" w:line="240" w:before="0" w:after="0"/>
-        <w:ind w:left="6120"/>
-        <w:rPr>
-          <w:rFonts w:ascii="Times New Roman" w:hAnsi="Times New Roman" w:eastAsia="Times New Roman" w:cs="Times New Roman"/>
-          <w:sz w:val="28"/>
-          <w:szCs w:val="28"/>
-          <w:lang w:val="en-US" w:eastAsia="ru-RU"/>
-        </w:rPr>
-      </w:pPr>
-      <w:r>
-        <w:rPr/>
-      </w:r>
-    </w:p>
-    <w:p>
-      <w:pPr>
-        <w:pStyle w:val="Normal"/>
-        <w:spacing w:lineRule="auto" w:line="240" w:before="0" w:after="0"/>
-        <w:ind w:left="6120"/>
-        <w:rPr>
-          <w:rFonts w:ascii="Times New Roman" w:hAnsi="Times New Roman" w:eastAsia="Times New Roman" w:cs="Times New Roman"/>
-          <w:sz w:val="28"/>
-          <w:szCs w:val="28"/>
-          <w:lang w:val="en-US" w:eastAsia="ru-RU"/>
-        </w:rPr>
-      </w:pPr>
-      <w:r>
-        <w:rPr/>
-      </w:r>
-    </w:p>
-    <w:p>
-      <w:pPr>
-        <w:pStyle w:val="Normal"/>
-        <w:spacing w:lineRule="auto" w:line="240" w:before="0" w:after="0"/>
-        <w:ind w:left="6120"/>
-        <w:rPr>
-          <w:rFonts w:ascii="Times New Roman" w:hAnsi="Times New Roman" w:eastAsia="Times New Roman" w:cs="Times New Roman"/>
-          <w:sz w:val="28"/>
-          <w:szCs w:val="28"/>
-          <w:lang w:val="en-US" w:eastAsia="ru-RU"/>
-        </w:rPr>
-      </w:pPr>
-      <w:r>
-        <w:rPr/>
-      </w:r>
-    </w:p>
-    <w:p>
-      <w:pPr>
-        <w:pStyle w:val="Normal"/>
-        <w:spacing w:lineRule="auto" w:line="240" w:before="0" w:after="0"/>
-        <w:ind w:left="6120"/>
-        <w:rPr>
-          <w:rFonts w:ascii="Times New Roman" w:hAnsi="Times New Roman" w:eastAsia="Times New Roman" w:cs="Times New Roman"/>
-          <w:sz w:val="28"/>
-          <w:szCs w:val="28"/>
-          <w:lang w:val="en-US" w:eastAsia="ru-RU"/>
-        </w:rPr>
-      </w:pPr>
-      <w:r>
-        <w:rPr/>
-      </w:r>
-    </w:p>
-    <w:p>
-      <w:pPr>
-        <w:pStyle w:val="Normal"/>
-        <w:spacing w:lineRule="auto" w:line="240" w:before="0" w:after="0"/>
-        <w:ind w:left="6120"/>
-        <w:rPr>
-          <w:rFonts w:ascii="Times New Roman" w:hAnsi="Times New Roman" w:eastAsia="Times New Roman" w:cs="Times New Roman"/>
-          <w:sz w:val="28"/>
-          <w:szCs w:val="28"/>
-          <w:lang w:val="en-US" w:eastAsia="ru-RU"/>
-        </w:rPr>
-      </w:pPr>
-      <w:r>
-        <w:rPr/>
-      </w:r>
-    </w:p>
-    <w:p>
-      <w:pPr>
-        <w:pStyle w:val="Normal"/>
-        <w:spacing w:lineRule="auto" w:line="240" w:before="0" w:after="0"/>
-        <w:ind w:left="6120"/>
-        <w:rPr>
-          <w:rFonts w:ascii="Times New Roman" w:hAnsi="Times New Roman" w:eastAsia="Times New Roman" w:cs="Times New Roman"/>
-          <w:sz w:val="28"/>
-          <w:szCs w:val="28"/>
-          <w:lang w:val="en-US" w:eastAsia="ru-RU"/>
-        </w:rPr>
-      </w:pPr>
-      <w:r>
-        <w:rPr/>
-      </w:r>
-    </w:p>
-    <w:p>
-      <w:pPr>
-        <w:pStyle w:val="Normal"/>
-        <w:spacing w:lineRule="auto" w:line="240" w:before="0" w:after="0"/>
-        <w:ind w:left="6120"/>
-        <w:rPr>
-          <w:rFonts w:ascii="Times New Roman" w:hAnsi="Times New Roman" w:eastAsia="Times New Roman" w:cs="Times New Roman"/>
-          <w:sz w:val="28"/>
-          <w:szCs w:val="28"/>
-          <w:lang w:val="en-US" w:eastAsia="ru-RU"/>
-        </w:rPr>
-      </w:pPr>
-      <w:r>
-        <w:rPr/>
+        <w:rPr>
+          <w:rFonts w:eastAsia="Times New Roman" w:cs="Times New Roman" w:ascii="Times New Roman" w:hAnsi="Times New Roman"/>
+          <w:sz w:val="28"/>
+          <w:szCs w:val="28"/>
+          <w:lang w:val="en-US" w:eastAsia="ru-RU"/>
+        </w:rPr>
+      </w:r>
+    </w:p>
+    <w:p>
+      <w:pPr>
+        <w:pStyle w:val="Normal"/>
+        <w:spacing w:lineRule="auto" w:line="240" w:before="0" w:after="0"/>
+        <w:ind w:left="6120"/>
+        <w:rPr>
+          <w:rFonts w:ascii="Times New Roman" w:hAnsi="Times New Roman" w:eastAsia="Times New Roman" w:cs="Times New Roman"/>
+          <w:sz w:val="28"/>
+          <w:szCs w:val="28"/>
+          <w:lang w:val="en-US" w:eastAsia="ru-RU"/>
+        </w:rPr>
+      </w:pPr>
+      <w:r>
+        <w:rPr>
+          <w:rFonts w:eastAsia="Times New Roman" w:cs="Times New Roman" w:ascii="Times New Roman" w:hAnsi="Times New Roman"/>
+          <w:sz w:val="28"/>
+          <w:szCs w:val="28"/>
+          <w:lang w:val="en-US" w:eastAsia="ru-RU"/>
+        </w:rPr>
+      </w:r>
+    </w:p>
+    <w:p>
+      <w:pPr>
+        <w:pStyle w:val="Normal"/>
+        <w:spacing w:lineRule="auto" w:line="240" w:before="0" w:after="0"/>
+        <w:ind w:left="6120"/>
+        <w:rPr>
+          <w:rFonts w:ascii="Times New Roman" w:hAnsi="Times New Roman" w:eastAsia="Times New Roman" w:cs="Times New Roman"/>
+          <w:sz w:val="28"/>
+          <w:szCs w:val="28"/>
+          <w:lang w:val="en-US" w:eastAsia="ru-RU"/>
+        </w:rPr>
+      </w:pPr>
+      <w:r>
+        <w:rPr>
+          <w:rFonts w:eastAsia="Times New Roman" w:cs="Times New Roman" w:ascii="Times New Roman" w:hAnsi="Times New Roman"/>
+          <w:sz w:val="28"/>
+          <w:szCs w:val="28"/>
+          <w:lang w:val="en-US" w:eastAsia="ru-RU"/>
+        </w:rPr>
+      </w:r>
+    </w:p>
+    <w:p>
+      <w:pPr>
+        <w:pStyle w:val="Normal"/>
+        <w:spacing w:lineRule="auto" w:line="240" w:before="0" w:after="0"/>
+        <w:ind w:left="6120"/>
+        <w:rPr>
+          <w:rFonts w:ascii="Times New Roman" w:hAnsi="Times New Roman" w:eastAsia="Times New Roman" w:cs="Times New Roman"/>
+          <w:sz w:val="28"/>
+          <w:szCs w:val="28"/>
+          <w:lang w:val="en-US" w:eastAsia="ru-RU"/>
+        </w:rPr>
+      </w:pPr>
+      <w:r>
+        <w:rPr>
+          <w:rFonts w:eastAsia="Times New Roman" w:cs="Times New Roman" w:ascii="Times New Roman" w:hAnsi="Times New Roman"/>
+          <w:sz w:val="28"/>
+          <w:szCs w:val="28"/>
+          <w:lang w:val="en-US" w:eastAsia="ru-RU"/>
+        </w:rPr>
+      </w:r>
+    </w:p>
+    <w:p>
+      <w:pPr>
+        <w:pStyle w:val="Normal"/>
+        <w:spacing w:lineRule="auto" w:line="240" w:before="0" w:after="0"/>
+        <w:ind w:left="6120"/>
+        <w:rPr>
+          <w:rFonts w:ascii="Times New Roman" w:hAnsi="Times New Roman" w:eastAsia="Times New Roman" w:cs="Times New Roman"/>
+          <w:sz w:val="28"/>
+          <w:szCs w:val="28"/>
+          <w:lang w:val="en-US" w:eastAsia="ru-RU"/>
+        </w:rPr>
+      </w:pPr>
+      <w:r>
+        <w:rPr>
+          <w:rFonts w:eastAsia="Times New Roman" w:cs="Times New Roman" w:ascii="Times New Roman" w:hAnsi="Times New Roman"/>
+          <w:sz w:val="28"/>
+          <w:szCs w:val="28"/>
+          <w:lang w:val="en-US" w:eastAsia="ru-RU"/>
+        </w:rPr>
+      </w:r>
+    </w:p>
+    <w:p>
+      <w:pPr>
+        <w:pStyle w:val="Normal"/>
+        <w:spacing w:lineRule="auto" w:line="240" w:before="0" w:after="0"/>
+        <w:ind w:left="6120"/>
+        <w:rPr>
+          <w:rFonts w:ascii="Times New Roman" w:hAnsi="Times New Roman" w:eastAsia="Times New Roman" w:cs="Times New Roman"/>
+          <w:sz w:val="28"/>
+          <w:szCs w:val="28"/>
+          <w:lang w:val="en-US" w:eastAsia="ru-RU"/>
+        </w:rPr>
+      </w:pPr>
+      <w:r>
+        <w:rPr>
+          <w:rFonts w:eastAsia="Times New Roman" w:cs="Times New Roman" w:ascii="Times New Roman" w:hAnsi="Times New Roman"/>
+          <w:sz w:val="28"/>
+          <w:szCs w:val="28"/>
+          <w:lang w:val="en-US" w:eastAsia="ru-RU"/>
+        </w:rPr>
+      </w:r>
+    </w:p>
+    <w:p>
+      <w:pPr>
+        <w:pStyle w:val="Normal"/>
+        <w:spacing w:lineRule="auto" w:line="240" w:before="0" w:after="0"/>
+        <w:ind w:left="6120"/>
+        <w:rPr>
+          <w:rFonts w:ascii="Times New Roman" w:hAnsi="Times New Roman" w:eastAsia="Times New Roman" w:cs="Times New Roman"/>
+          <w:sz w:val="28"/>
+          <w:szCs w:val="28"/>
+          <w:lang w:val="en-US" w:eastAsia="ru-RU"/>
+        </w:rPr>
+      </w:pPr>
+      <w:r>
+        <w:rPr>
+          <w:rFonts w:eastAsia="Times New Roman" w:cs="Times New Roman" w:ascii="Times New Roman" w:hAnsi="Times New Roman"/>
+          <w:sz w:val="28"/>
+          <w:szCs w:val="28"/>
+          <w:lang w:val="en-US" w:eastAsia="ru-RU"/>
+        </w:rPr>
+      </w:r>
+    </w:p>
+    <w:p>
+      <w:pPr>
+        <w:pStyle w:val="Normal"/>
+        <w:spacing w:lineRule="auto" w:line="240" w:before="0" w:after="0"/>
+        <w:ind w:left="6120"/>
+        <w:rPr>
+          <w:rFonts w:ascii="Times New Roman" w:hAnsi="Times New Roman" w:eastAsia="Times New Roman" w:cs="Times New Roman"/>
+          <w:sz w:val="28"/>
+          <w:szCs w:val="28"/>
+          <w:lang w:val="en-US" w:eastAsia="ru-RU"/>
+        </w:rPr>
+      </w:pPr>
+      <w:r>
+        <w:rPr>
+          <w:rFonts w:eastAsia="Times New Roman" w:cs="Times New Roman" w:ascii="Times New Roman" w:hAnsi="Times New Roman"/>
+          <w:sz w:val="28"/>
+          <w:szCs w:val="28"/>
+          <w:lang w:val="en-US" w:eastAsia="ru-RU"/>
+        </w:rPr>
+      </w:r>
+    </w:p>
+    <w:p>
+      <w:pPr>
+        <w:pStyle w:val="Normal"/>
+        <w:spacing w:lineRule="auto" w:line="240" w:before="0" w:after="0"/>
+        <w:ind w:left="6120"/>
+        <w:rPr>
+          <w:rFonts w:ascii="Times New Roman" w:hAnsi="Times New Roman" w:eastAsia="Times New Roman" w:cs="Times New Roman"/>
+          <w:sz w:val="28"/>
+          <w:szCs w:val="28"/>
+          <w:lang w:val="en-US" w:eastAsia="ru-RU"/>
+        </w:rPr>
+      </w:pPr>
+      <w:r>
+        <w:rPr>
+          <w:rFonts w:eastAsia="Times New Roman" w:cs="Times New Roman" w:ascii="Times New Roman" w:hAnsi="Times New Roman"/>
+          <w:sz w:val="28"/>
+          <w:szCs w:val="28"/>
+          <w:lang w:val="en-US" w:eastAsia="ru-RU"/>
+        </w:rPr>
+      </w:r>
+    </w:p>
+    <w:p>
+      <w:pPr>
+        <w:pStyle w:val="Normal"/>
+        <w:spacing w:lineRule="auto" w:line="240" w:before="0" w:after="0"/>
+        <w:ind w:left="6120"/>
+        <w:rPr>
+          <w:rFonts w:ascii="Times New Roman" w:hAnsi="Times New Roman" w:eastAsia="Times New Roman" w:cs="Times New Roman"/>
+          <w:sz w:val="28"/>
+          <w:szCs w:val="28"/>
+          <w:lang w:val="en-US" w:eastAsia="ru-RU"/>
+        </w:rPr>
+      </w:pPr>
+      <w:r>
+        <w:rPr>
+          <w:rFonts w:eastAsia="Times New Roman" w:cs="Times New Roman" w:ascii="Times New Roman" w:hAnsi="Times New Roman"/>
+          <w:sz w:val="28"/>
+          <w:szCs w:val="28"/>
+          <w:lang w:val="en-US" w:eastAsia="ru-RU"/>
+        </w:rPr>
         <mc:AlternateContent>
           <mc:Choice Requires="wps">
             <w:drawing>
@@ -930,7 +980,7 @@
                 <a:graphic xmlns:a="http://schemas.openxmlformats.org/drawingml/2006/main">
                   <a:graphicData uri="http://schemas.microsoft.com/office/word/2010/wordprocessingShape">
                     <wps:wsp>
-                      <wps:cNvSpPr txBox="1"/>
+                      <wps:cNvSpPr/>
                       <wps:spPr>
                         <a:xfrm>
                           <a:off x="0" y="0"/>
@@ -944,54 +994,59 @@
                           <a:noFill/>
                         </a:ln>
                       </wps:spPr>
+                      <wps:style>
+                        <a:lnRef idx="0"/>
+                        <a:fillRef idx="0"/>
+                        <a:effectRef idx="0"/>
+                        <a:fontRef idx="minor"/>
+                      </wps:style>
                       <wps:txbx>
                         <w:txbxContent>
                           <w:p>
                             <w:pPr>
-                              <w:kinsoku w:val="true"/>
-                              <w:overflowPunct w:val="false"/>
-                              <w:autoSpaceDE w:val="true"/>
+                              <w:pStyle w:val="Style16"/>
+                              <w:overflowPunct w:val="true"/>
                               <w:bidi w:val="0"/>
-                              <w:spacing w:before="0" w:after="0" w:lineRule="auto" w:line="240"/>
+                              <w:spacing w:lineRule="auto" w:line="240" w:before="0" w:after="0"/>
                               <w:ind w:hanging="0"/>
                               <w:jc w:val="center"/>
                               <w:rPr/>
                             </w:pPr>
                             <w:r>
                               <w:rPr>
-                                <w:shd w:fill="auto" w:val="clear"/>
+                                <w:rFonts w:eastAsia="" w:cs="" w:ascii="Times New Roman" w:hAnsi="Times New Roman" w:cstheme="minorBidi" w:eastAsiaTheme="minorEastAsia"/>
+                                <w:b w:val="false"/>
+                                <w:bCs w:val="false"/>
+                                <w:i w:val="false"/>
+                                <w:iCs w:val="false"/>
+                                <w:caps w:val="false"/>
                                 <w:smallCaps w:val="false"/>
-                                <w:caps w:val="false"/>
+                                <w:strike w:val="false"/>
+                                <w:dstrike w:val="false"/>
+                                <w:outline w:val="false"/>
+                                <w:shadow w:val="false"/>
                                 <w:emboss w:val="false"/>
                                 <w:imprint w:val="false"/>
-                                <w:em w:val="none"/>
-                                <w:iCs w:val="false"/>
-                                <w:bCs w:val="false"/>
+                                <w:color w:val="000000"/>
                                 <w:spacing w:val="0"/>
+                                <w:w w:val="100"/>
                                 <w:kern w:val="0"/>
-                                <w:vertAlign w:val="baseline"/>
                                 <w:position w:val="0"/>
                                 <w:sz w:val="28"/>
-                                <w:shadow w:val="false"/>
-                                <w:outline w:val="false"/>
-                                <w:i w:val="false"/>
-                                <w:dstrike w:val="false"/>
-                                <w:strike w:val="false"/>
-                                <w:u w:val="none"/>
-                                <w:b w:val="false"/>
-                                <w:w w:val="100"/>
                                 <w:sz w:val="28"/>
                                 <w:szCs w:val="28"/>
-                                <w:rFonts w:eastAsia="" w:cstheme="minorBidi" w:eastAsiaTheme="minorEastAsia" w:cs="" w:ascii="Times New Roman" w:hAnsi="Times New Roman"/>
-                                <w:color w:val="auto"/>
-                                <w:lang w:bidi="hi-IN" w:eastAsia="zh-CN" w:val="ru-RU"/>
+                                <w:u w:val="none"/>
+                                <w:shd w:fill="auto" w:val="clear"/>
+                                <w:vertAlign w:val="baseline"/>
+                                <w:em w:val="none"/>
+                                <w:lang w:val="ru-RU" w:eastAsia="zh-CN" w:bidi="hi-IN"/>
                               </w:rPr>
                               <w:t>Челябинск, {{ year }}г</w:t>
                             </w:r>
                           </w:p>
                         </w:txbxContent>
                       </wps:txbx>
-                      <wps:bodyPr wrap="square" lIns="0" rIns="0" tIns="0" bIns="0" anchor="b">
+                      <wps:bodyPr lIns="0" rIns="0" tIns="0" bIns="0" anchor="b">
                         <a:noAutofit/>
                       </wps:bodyPr>
                     </wps:wsp>
@@ -1002,62 +1057,57 @@
           </mc:Choice>
           <mc:Fallback>
             <w:pict>
-              <v:shapetype id="_x0000_t202" coordsize="21600,21600" o:spt="202" path="m,l,21600l21600,21600l21600,xe">
-                <v:stroke joinstyle="miter"/>
-                <v:path gradientshapeok="t" o:connecttype="rect"/>
-              </v:shapetype>
-              <v:shape id="shape_0" ID="Врезка 1" stroked="f" o:allowincell="f" style="position:absolute;margin-left:137.35pt;margin-top:9.6pt;width:150.55pt;height:49.9pt;mso-wrap-style:square;v-text-anchor:bottom" type="_x0000_t202">
+              <v:rect id="shape_0" ID="Врезка 1" path="m0,0l-2147483645,0l-2147483645,-2147483646l0,-2147483646xe" stroked="f" o:allowincell="f" style="position:absolute;margin-left:137.35pt;margin-top:9.6pt;width:150.55pt;height:49.9pt;mso-wrap-style:square;v-text-anchor:bottom">
+                <v:fill o:detectmouseclick="t" on="false"/>
+                <v:stroke color="#3465a4" joinstyle="round" endcap="flat"/>
                 <v:textbox>
                   <w:txbxContent>
                     <w:p>
                       <w:pPr>
-                        <w:kinsoku w:val="true"/>
-                        <w:overflowPunct w:val="false"/>
-                        <w:autoSpaceDE w:val="true"/>
+                        <w:pStyle w:val="Style16"/>
+                        <w:overflowPunct w:val="true"/>
                         <w:bidi w:val="0"/>
-                        <w:spacing w:before="0" w:after="0" w:lineRule="auto" w:line="240"/>
+                        <w:spacing w:lineRule="auto" w:line="240" w:before="0" w:after="0"/>
                         <w:ind w:hanging="0"/>
                         <w:jc w:val="center"/>
                         <w:rPr/>
                       </w:pPr>
                       <w:r>
                         <w:rPr>
-                          <w:shd w:fill="auto" w:val="clear"/>
+                          <w:rFonts w:eastAsia="" w:cs="" w:ascii="Times New Roman" w:hAnsi="Times New Roman" w:cstheme="minorBidi" w:eastAsiaTheme="minorEastAsia"/>
+                          <w:b w:val="false"/>
+                          <w:bCs w:val="false"/>
+                          <w:i w:val="false"/>
+                          <w:iCs w:val="false"/>
+                          <w:caps w:val="false"/>
                           <w:smallCaps w:val="false"/>
-                          <w:caps w:val="false"/>
+                          <w:strike w:val="false"/>
+                          <w:dstrike w:val="false"/>
+                          <w:outline w:val="false"/>
+                          <w:shadow w:val="false"/>
                           <w:emboss w:val="false"/>
                           <w:imprint w:val="false"/>
-                          <w:em w:val="none"/>
-                          <w:iCs w:val="false"/>
-                          <w:bCs w:val="false"/>
+                          <w:color w:val="000000"/>
                           <w:spacing w:val="0"/>
+                          <w:w w:val="100"/>
                           <w:kern w:val="0"/>
-                          <w:vertAlign w:val="baseline"/>
                           <w:position w:val="0"/>
                           <w:sz w:val="28"/>
-                          <w:shadow w:val="false"/>
-                          <w:outline w:val="false"/>
-                          <w:i w:val="false"/>
-                          <w:dstrike w:val="false"/>
-                          <w:strike w:val="false"/>
-                          <w:u w:val="none"/>
-                          <w:b w:val="false"/>
-                          <w:w w:val="100"/>
                           <w:sz w:val="28"/>
                           <w:szCs w:val="28"/>
-                          <w:rFonts w:eastAsia="" w:cstheme="minorBidi" w:eastAsiaTheme="minorEastAsia" w:cs="" w:ascii="Times New Roman" w:hAnsi="Times New Roman"/>
-                          <w:color w:val="auto"/>
-                          <w:lang w:bidi="hi-IN" w:eastAsia="zh-CN" w:val="ru-RU"/>
+                          <w:u w:val="none"/>
+                          <w:shd w:fill="auto" w:val="clear"/>
+                          <w:vertAlign w:val="baseline"/>
+                          <w:em w:val="none"/>
+                          <w:lang w:val="ru-RU" w:eastAsia="zh-CN" w:bidi="hi-IN"/>
                         </w:rPr>
                         <w:t>Челябинск, {{ year }}г</w:t>
                       </w:r>
                     </w:p>
                   </w:txbxContent>
                 </v:textbox>
-                <v:fill o:detectmouseclick="t" on="false"/>
-                <v:stroke color="#3465a4" joinstyle="round" endcap="flat"/>
                 <w10:wrap type="none"/>
-              </v:shape>
+              </v:rect>
             </w:pict>
           </mc:Fallback>
         </mc:AlternateContent>
@@ -1076,7 +1126,54 @@
         </w:rPr>
       </w:pPr>
       <w:r>
-        <w:rPr/>
+        <w:rPr>
+          <w:rFonts w:eastAsia="Times New Roman" w:cs="Times New Roman" w:ascii="Times New Roman" w:hAnsi="Times New Roman"/>
+          <w:sz w:val="28"/>
+          <w:szCs w:val="28"/>
+          <w:lang w:val="en-US" w:eastAsia="ru-RU"/>
+        </w:rPr>
+      </w:r>
+    </w:p>
+    <w:p>
+      <w:pPr>
+        <w:pStyle w:val="Normal"/>
+        <w:spacing w:lineRule="auto" w:line="240" w:before="0" w:after="0"/>
+        <w:ind w:left="6120"/>
+        <w:rPr>
+          <w:rFonts w:ascii="Times New Roman" w:hAnsi="Times New Roman" w:eastAsia="Times New Roman" w:cs="Times New Roman"/>
+          <w:sz w:val="28"/>
+          <w:szCs w:val="28"/>
+          <w:lang w:val="en-US" w:eastAsia="ru-RU"/>
+        </w:rPr>
+      </w:pPr>
+      <w:r>
+        <w:rPr>
+          <w:rFonts w:eastAsia="Times New Roman" w:cs="Times New Roman" w:ascii="Times New Roman" w:hAnsi="Times New Roman"/>
+          <w:sz w:val="28"/>
+          <w:szCs w:val="28"/>
+          <w:lang w:val="en-US" w:eastAsia="ru-RU"/>
+        </w:rPr>
+      </w:r>
+    </w:p>
+    <w:p>
+      <w:pPr>
+        <w:pStyle w:val="Normal"/>
+        <w:spacing w:lineRule="auto" w:line="240" w:before="0" w:after="0"/>
+        <w:ind w:left="6120"/>
+        <w:rPr>
+          <w:rFonts w:ascii="Times New Roman" w:hAnsi="Times New Roman" w:eastAsia="Times New Roman" w:cs="Times New Roman"/>
+          <w:sz w:val="28"/>
+          <w:szCs w:val="28"/>
+          <w:lang w:val="en-US" w:eastAsia="ru-RU"/>
+        </w:rPr>
+      </w:pPr>
+      <w:r>
+        <w:rPr>
+          <w:rFonts w:eastAsia="Times New Roman" w:cs="Times New Roman" w:ascii="Times New Roman" w:hAnsi="Times New Roman"/>
+          <w:sz w:val="28"/>
+          <w:szCs w:val="28"/>
+          <w:lang w:val="en-US" w:eastAsia="ru-RU"/>
+        </w:rPr>
       </w:r>
     </w:p>
     <w:sectPr>
